--- a/tams-disclosure-parent/tams-disclosure/src/main/resources/tpl/poi/QSBG.docx
+++ b/tams-disclosure-parent/tams-disclosure/src/main/resources/tpl/poi/QSBG.docx
@@ -233,45 +233,42 @@
               <w:spacing w:line="360" w:lineRule="auto"/>
               <w:jc w:val="center"/>
               <w:rPr>
-                <w:rFonts w:ascii="方正仿宋简体" w:eastAsia="方正仿宋简体" w:hAnsi="仿宋_GB2312" w:cs="仿宋_GB2312"/>
-                <w:sz w:val="30"/>
-                <w:szCs w:val="30"/>
-              </w:rPr>
-            </w:pPr>
-            <w:r>
-              <w:rPr>
                 <w:rFonts w:ascii="方正仿宋简体" w:eastAsia="方正仿宋简体" w:hAnsi="仿宋_GB2312" w:cs="仿宋_GB2312" w:hint="eastAsia"/>
                 <w:sz w:val="30"/>
                 <w:szCs w:val="30"/>
               </w:rPr>
+            </w:pPr>
+            <w:r>
+              <w:rPr>
+                <w:rFonts w:ascii="方正仿宋简体" w:eastAsia="方正仿宋简体" w:hAnsi="仿宋_GB2312" w:cs="仿宋_GB2312" w:hint="eastAsia"/>
+                <w:sz w:val="30"/>
+                <w:szCs w:val="30"/>
+              </w:rPr>
               <w:t>余额</w:t>
             </w:r>
-          </w:p>
-          <w:p>
-            <w:pPr>
-              <w:spacing w:line="360" w:lineRule="auto"/>
-              <w:jc w:val="center"/>
-              <w:rPr>
-                <w:rFonts w:ascii="方正仿宋简体" w:eastAsia="方正仿宋简体" w:hAnsi="仿宋_GB2312" w:cs="仿宋_GB2312"/>
-                <w:sz w:val="30"/>
-                <w:szCs w:val="30"/>
-              </w:rPr>
-            </w:pPr>
-            <w:r>
-              <w:rPr>
-                <w:rFonts w:ascii="方正仿宋简体" w:eastAsia="方正仿宋简体" w:hAnsi="仿宋_GB2312" w:cs="仿宋_GB2312" w:hint="eastAsia"/>
-                <w:sz w:val="30"/>
-                <w:szCs w:val="30"/>
-              </w:rPr>
-              <w:t>$</w:t>
-            </w:r>
-            <w:r>
-              <w:rPr>
-                <w:rFonts w:ascii="方正仿宋简体" w:eastAsia="方正仿宋简体" w:hAnsi="仿宋_GB2312" w:cs="仿宋_GB2312"/>
-                <w:sz w:val="30"/>
-                <w:szCs w:val="30"/>
-              </w:rPr>
-              <w:t>{mDate}</w:t>
+            <w:r>
+              <w:rPr>
+                <w:rFonts w:ascii="方正仿宋简体" w:eastAsia="方正仿宋简体" w:hAnsi="仿宋_GB2312" w:cs="仿宋_GB2312"/>
+                <w:sz w:val="30"/>
+                <w:szCs w:val="30"/>
+              </w:rPr>
+              <w:t>（</w:t>
+            </w:r>
+            <w:r>
+              <w:rPr>
+                <w:rFonts w:ascii="方正仿宋简体" w:eastAsia="方正仿宋简体" w:hAnsi="仿宋_GB2312" w:cs="仿宋_GB2312"/>
+                <w:sz w:val="30"/>
+                <w:szCs w:val="30"/>
+              </w:rPr>
+              <w:t>${mDate}</w:t>
+            </w:r>
+            <w:r>
+              <w:rPr>
+                <w:rFonts w:ascii="方正仿宋简体" w:eastAsia="方正仿宋简体" w:hAnsi="仿宋_GB2312" w:cs="仿宋_GB2312"/>
+                <w:sz w:val="30"/>
+                <w:szCs w:val="30"/>
+              </w:rPr>
+              <w:t>）</w:t>
             </w:r>
           </w:p>
         </w:tc>
@@ -887,6 +884,7 @@
                 <w:sz w:val="30"/>
                 <w:szCs w:val="30"/>
               </w:rPr>
+              <w:lastRenderedPageBreak/>
               <w:t>其他应付款</w:t>
             </w:r>
           </w:p>
@@ -991,15 +989,7 @@
           <w:sz w:val="30"/>
           <w:szCs w:val="30"/>
         </w:rPr>
-        <w:t>$</w:t>
-      </w:r>
-      <w:r>
-        <w:rPr>
-          <w:rFonts w:ascii="方正仿宋简体" w:eastAsia="方正仿宋简体" w:hAnsi="仿宋_GB2312" w:cs="仿宋_GB2312"/>
-          <w:sz w:val="30"/>
-          <w:szCs w:val="30"/>
-        </w:rPr>
-        <w:t>{mDate}</w:t>
+        <w:t>${mDate}，</w:t>
       </w:r>
       <w:r>
         <w:rPr>
@@ -1007,7 +997,7 @@
           <w:sz w:val="30"/>
           <w:szCs w:val="30"/>
         </w:rPr>
-        <w:t>，委托财产总净值0元，份额为0份，单位净值为0元。</w:t>
+        <w:t>委托财产总净值0元，份额为0份，单位净值为0元。</w:t>
       </w:r>
     </w:p>
     <w:p>
@@ -1031,19 +1021,11 @@
       </w:r>
       <w:r>
         <w:rPr>
-          <w:rFonts w:ascii="方正仿宋简体" w:eastAsia="方正仿宋简体" w:hAnsi="仿宋_GB2312" w:cs="仿宋_GB2312" w:hint="eastAsia"/>
-          <w:sz w:val="30"/>
-          <w:szCs w:val="30"/>
-        </w:rPr>
-        <w:t>$</w:t>
-      </w:r>
-      <w:r>
-        <w:rPr>
-          <w:rFonts w:ascii="方正仿宋简体" w:eastAsia="方正仿宋简体" w:hAnsi="仿宋_GB2312" w:cs="仿宋_GB2312"/>
-          <w:sz w:val="30"/>
-          <w:szCs w:val="30"/>
-        </w:rPr>
-        <w:t>{mDate}</w:t>
+          <w:rFonts w:ascii="方正仿宋简体" w:eastAsia="方正仿宋简体" w:hAnsi="仿宋_GB2312" w:cs="仿宋_GB2312"/>
+          <w:sz w:val="30"/>
+          <w:szCs w:val="30"/>
+        </w:rPr>
+        <w:t>${mDate}</w:t>
       </w:r>
       <w:r>
         <w:rPr>
@@ -1105,19 +1087,11 @@
       </w:pPr>
       <w:r>
         <w:rPr>
-          <w:rFonts w:ascii="方正仿宋简体" w:eastAsia="方正仿宋简体" w:hAnsi="仿宋_GB2312" w:cs="仿宋_GB2312" w:hint="eastAsia"/>
-          <w:sz w:val="30"/>
-          <w:szCs w:val="30"/>
-        </w:rPr>
-        <w:t>$</w:t>
-      </w:r>
-      <w:r>
-        <w:rPr>
-          <w:rFonts w:ascii="方正仿宋简体" w:eastAsia="方正仿宋简体" w:hAnsi="仿宋_GB2312" w:cs="仿宋_GB2312"/>
-          <w:sz w:val="30"/>
-          <w:szCs w:val="30"/>
-        </w:rPr>
-        <w:t>{mDate}</w:t>
+          <w:rFonts w:ascii="方正仿宋简体" w:eastAsia="方正仿宋简体" w:hAnsi="仿宋_GB2312" w:cs="仿宋_GB2312"/>
+          <w:sz w:val="30"/>
+          <w:szCs w:val="30"/>
+        </w:rPr>
+        <w:t>${mDate}</w:t>
       </w:r>
       <w:r>
         <w:rPr>
@@ -1262,6 +1236,7 @@
           <w:sz w:val="30"/>
           <w:szCs w:val="30"/>
         </w:rPr>
+        <w:lastRenderedPageBreak/>
         <w:t>本报告由资产管理人编制，资产托管人复核，未经审计。</w:t>
       </w:r>
     </w:p>
@@ -1364,36 +1339,14 @@
       </w:pPr>
       <w:r>
         <w:rPr>
-          <w:rFonts w:ascii="方正仿宋简体" w:eastAsia="方正仿宋简体" w:hAnsi="仿宋_GB2312" w:cs="仿宋_GB2312" w:hint="eastAsia"/>
-          <w:sz w:val="30"/>
-          <w:szCs w:val="30"/>
-        </w:rPr>
-        <w:t>$</w:t>
-      </w:r>
-      <w:r>
-        <w:rPr>
-          <w:rFonts w:ascii="方正仿宋简体" w:eastAsia="方正仿宋简体" w:hAnsi="仿宋_GB2312" w:cs="仿宋_GB2312"/>
-          <w:sz w:val="30"/>
-          <w:szCs w:val="30"/>
-        </w:rPr>
-        <w:t>{</w:t>
-      </w:r>
-      <w:r>
-        <w:rPr>
-          <w:rFonts w:ascii="方正仿宋简体" w:eastAsia="方正仿宋简体" w:hAnsi="仿宋_GB2312" w:cs="仿宋_GB2312"/>
-          <w:sz w:val="30"/>
-          <w:szCs w:val="30"/>
-        </w:rPr>
-        <w:t>sign</w:t>
-      </w:r>
-      <w:r>
-        <w:rPr>
-          <w:rFonts w:ascii="方正仿宋简体" w:eastAsia="方正仿宋简体" w:hAnsi="仿宋_GB2312" w:cs="仿宋_GB2312"/>
-          <w:sz w:val="30"/>
-          <w:szCs w:val="30"/>
-        </w:rPr>
-        <w:t>Date}</w:t>
-      </w:r>
+          <w:rFonts w:ascii="方正仿宋简体" w:eastAsia="方正仿宋简体" w:hAnsi="仿宋_GB2312" w:cs="仿宋_GB2312"/>
+          <w:sz w:val="30"/>
+          <w:szCs w:val="30"/>
+        </w:rPr>
+        <w:t>${signDate}</w:t>
+      </w:r>
+      <w:bookmarkStart w:id="0" w:name="_GoBack"/>
+      <w:bookmarkEnd w:id="0"/>
     </w:p>
     <w:p>
       <w:pPr>
